--- a/public/download/brand-assets/Letterhead.docx
+++ b/public/download/brand-assets/Letterhead.docx
@@ -4,21 +4,65 @@
   <w:body>
     <w:p>
       <w:pPr>
+        <w:pStyle w:val="Title"/>
+        <w:rPr>
+          <w:sz w:val="24"/>
+          <w:szCs w:val="24"/>
+        </w:rPr>
+      </w:pPr>
+      <w:bookmarkStart w:colFirst="0" w:colLast="0" w:name="_pcqipiw0ogro" w:id="0"/>
+      <w:bookmarkEnd w:id="0"/>
+      <w:r>
+        <w:rPr>
+          <w:rtl w:val="0"/>
+        </w:rPr>
+      </w:r>
+    </w:p>
+    <w:p>
+      <w:pPr>
+        <w:pStyle w:val="Title"/>
         <w:rPr/>
       </w:pPr>
-      <w:r>
-        <w:rPr>
-          <w:b w:val="1"/>
-          <w:bCs w:val="1"/>
-          <w:rtl w:val="0"/>
-        </w:rPr>
-        <w:t xml:space="preserve">Guidelines for use</w:t>
-      </w:r>
-      <w:r>
-        <w:rPr>
-          <w:rtl w:val="0"/>
-        </w:rPr>
-        <w:t xml:space="preserve">:</w:t>
+      <w:bookmarkStart w:colFirst="0" w:colLast="0" w:name="_w2un8spbx6vu" w:id="1"/>
+      <w:bookmarkEnd w:id="1"/>
+      <w:r>
+        <w:rPr>
+          <w:rtl w:val="0"/>
+        </w:rPr>
+        <w:t xml:space="preserve">Letterhead Template </w:t>
+      </w:r>
+    </w:p>
+    <w:p>
+      <w:pPr>
+        <w:pStyle w:val="Subtitle"/>
+        <w:rPr/>
+      </w:pPr>
+      <w:bookmarkStart w:colFirst="0" w:colLast="0" w:name="_dbz0gw4cu1dy" w:id="2"/>
+      <w:bookmarkEnd w:id="2"/>
+      <w:r>
+        <w:rPr>
+          <w:rtl w:val="0"/>
+        </w:rPr>
+        <w:t xml:space="preserve">Edited March 2026 </w:t>
+      </w:r>
+      <w:r>
+        <w:rPr>
+          <w:rtl w:val="0"/>
+        </w:rPr>
+      </w:r>
+    </w:p>
+    <w:p>
+      <w:pPr>
+        <w:pStyle w:val="Heading2"/>
+        <w:rPr/>
+      </w:pPr>
+      <w:bookmarkStart w:colFirst="0" w:colLast="0" w:name="_7i2z7fhi0wq8" w:id="3"/>
+      <w:bookmarkEnd w:id="3"/>
+      <w:r>
+        <w:rPr>
+          <w:rtl w:val="0"/>
+        </w:rPr>
+        <w:t xml:space="preserve">Guidelines for use:</w:t>
       </w:r>
     </w:p>
     <w:p>
@@ -27,9 +71,10 @@
           <w:ilvl w:val="0"/>
           <w:numId w:val="1"/>
         </w:numPr>
-        <w:ind w:left="720" w:hanging="360"/>
-        <w:rPr>
-          <w:u w:val="none"/>
+        <w:rPr>
+          <w:rFonts w:ascii="Inter Light" w:cs="Inter Light" w:eastAsia="Inter Light" w:hAnsi="Inter Light"/>
+          <w:sz w:val="20"/>
+          <w:szCs w:val="20"/>
         </w:rPr>
       </w:pPr>
       <w:r>
@@ -45,16 +90,223 @@
           <w:ilvl w:val="0"/>
           <w:numId w:val="1"/>
         </w:numPr>
+        <w:rPr>
+          <w:rFonts w:ascii="Inter Light" w:cs="Inter Light" w:eastAsia="Inter Light" w:hAnsi="Inter Light"/>
+          <w:sz w:val="20"/>
+          <w:szCs w:val="20"/>
+        </w:rPr>
+      </w:pPr>
+      <w:r>
+        <w:rPr>
+          <w:rtl w:val="0"/>
+        </w:rPr>
+        <w:t xml:space="preserve">Please make sure to delete this intro page before finalizing your document and exporting it to share with others </w:t>
+      </w:r>
+      <w:r>
+        <w:rPr>
+          <w:rtl w:val="0"/>
+        </w:rPr>
+      </w:r>
+    </w:p>
+    <w:p>
+      <w:pPr>
+        <w:pStyle w:val="Heading2"/>
+        <w:rPr>
+          <w:rFonts w:ascii="Inter" w:cs="Inter" w:eastAsia="Inter" w:hAnsi="Inter"/>
+        </w:rPr>
+      </w:pPr>
+      <w:bookmarkStart w:colFirst="0" w:colLast="0" w:name="_2pizzvuzujmf" w:id="4"/>
+      <w:bookmarkEnd w:id="4"/>
+      <w:r>
+        <w:rPr>
+          <w:rFonts w:ascii="Inter" w:cs="Inter" w:eastAsia="Inter" w:hAnsi="Inter"/>
+          <w:rtl w:val="0"/>
+        </w:rPr>
+        <w:t xml:space="preserve">Heading 2 </w:t>
+      </w:r>
+    </w:p>
+    <w:p>
+      <w:pPr>
+        <w:ind w:left="360" w:firstLine="0"/>
+        <w:rPr/>
+      </w:pPr>
+      <w:r>
+        <w:rPr>
+          <w:rtl w:val="0"/>
+        </w:rPr>
+        <w:t xml:space="preserve">“</w:t>
+      </w:r>
+      <w:r>
+        <w:rPr>
+          <w:rtl w:val="0"/>
+        </w:rPr>
+        <w:t xml:space="preserve">Lorem ipsum dolor sit amet, consectetur adipiscing elit, sed do eiusmod tempor incididunt ut labore et dolore magna aliqua. Ut enim ad minim veniam, quis nostrud exercitation ullamco laboris nisi ut aliquip ex ea commodo consequat. Duis aute irure dolor in reprehenderit in voluptate velit esse cillum dolore eu fugiat nulla pariatur. Excepteur sint occaecat cupidatat non proident, sunt in culpa qui officia deserunt mollit anim id est laborum."</w:t>
+      </w:r>
+    </w:p>
+    <w:p>
+      <w:pPr>
+        <w:pStyle w:val="Heading3"/>
+        <w:rPr/>
+      </w:pPr>
+      <w:bookmarkStart w:colFirst="0" w:colLast="0" w:name="_nlght1mfyrxj" w:id="5"/>
+      <w:bookmarkEnd w:id="5"/>
+      <w:r>
+        <w:rPr>
+          <w:rtl w:val="0"/>
+        </w:rPr>
+        <w:t xml:space="preserve">Bullets </w:t>
+      </w:r>
+    </w:p>
+    <w:p>
+      <w:pPr>
+        <w:numPr>
+          <w:ilvl w:val="0"/>
+          <w:numId w:val="2"/>
+        </w:numPr>
         <w:ind w:left="720" w:hanging="360"/>
-        <w:rPr>
-          <w:u w:val="none"/>
-        </w:rPr>
-      </w:pPr>
-      <w:r>
-        <w:rPr>
-          <w:rtl w:val="0"/>
-        </w:rPr>
-        <w:t xml:space="preserve">Please make sure to delete this intro page before finalizing your document and exporting it to share with others </w:t>
+      </w:pPr>
+      <w:r>
+        <w:rPr>
+          <w:rtl w:val="0"/>
+        </w:rPr>
+        <w:t xml:space="preserve">Lorem ipsum dolor sit amet, consectetur adipiscing elit, sed do eiusmod tempor incididunt ut labore et dolore magna aliqua.</w:t>
+      </w:r>
+    </w:p>
+    <w:p>
+      <w:pPr>
+        <w:numPr>
+          <w:ilvl w:val="0"/>
+          <w:numId w:val="2"/>
+        </w:numPr>
+        <w:ind w:left="720" w:hanging="360"/>
+      </w:pPr>
+      <w:r>
+        <w:rPr>
+          <w:rtl w:val="0"/>
+        </w:rPr>
+        <w:t xml:space="preserve">Lorem ipsum dolor sit amet, consectetur adipiscing elit, sed do eiusmod tempor incididunt ut labore et dolore magna aliqua.</w:t>
+      </w:r>
+    </w:p>
+    <w:p>
+      <w:pPr>
+        <w:numPr>
+          <w:ilvl w:val="0"/>
+          <w:numId w:val="2"/>
+        </w:numPr>
+        <w:ind w:left="720" w:hanging="360"/>
+      </w:pPr>
+      <w:r>
+        <w:rPr>
+          <w:rtl w:val="0"/>
+        </w:rPr>
+        <w:t xml:space="preserve">Lorem ipsum dolor sit amet, consectetur adipiscing elit, sed do eiusmod tempor incididunt ut labore et dolore magna aliqua.</w:t>
+      </w:r>
+    </w:p>
+    <w:p>
+      <w:pPr>
+        <w:numPr>
+          <w:ilvl w:val="0"/>
+          <w:numId w:val="2"/>
+        </w:numPr>
+        <w:ind w:left="720" w:hanging="360"/>
+      </w:pPr>
+      <w:r>
+        <w:rPr>
+          <w:rtl w:val="0"/>
+        </w:rPr>
+        <w:t xml:space="preserve">Lorem ipsum dolor sit amet, consectetur adipiscing elit, sed do eiusmod tempor incididunt ut labore et dolore magna aliqua.</w:t>
+      </w:r>
+    </w:p>
+    <w:p>
+      <w:pPr>
+        <w:numPr>
+          <w:ilvl w:val="0"/>
+          <w:numId w:val="2"/>
+        </w:numPr>
+        <w:ind w:left="720" w:hanging="360"/>
+      </w:pPr>
+      <w:r>
+        <w:rPr>
+          <w:rtl w:val="0"/>
+        </w:rPr>
+        <w:t xml:space="preserve">Lorem ipsum dolor sit amet, consectetur adipiscing elit, sed do eiusmod tempor incididunt ut labore et dolore magna aliqua.</w:t>
+      </w:r>
+      <w:r>
+        <w:rPr>
+          <w:rtl w:val="0"/>
+        </w:rPr>
+      </w:r>
+    </w:p>
+    <w:p>
+      <w:pPr>
+        <w:pStyle w:val="Heading2"/>
+        <w:rPr/>
+      </w:pPr>
+      <w:bookmarkStart w:colFirst="0" w:colLast="0" w:name="_k289pafl3uut" w:id="6"/>
+      <w:bookmarkEnd w:id="6"/>
+      <w:r>
+        <w:rPr>
+          <w:rtl w:val="0"/>
+        </w:rPr>
+        <w:t xml:space="preserve">Heading 2 </w:t>
+      </w:r>
+    </w:p>
+    <w:p>
+      <w:pPr>
+        <w:ind w:left="360" w:firstLine="0"/>
+        <w:rPr/>
+      </w:pPr>
+      <w:r>
+        <w:rPr>
+          <w:rtl w:val="0"/>
+        </w:rPr>
+        <w:t xml:space="preserve">“Lorem ipsum dolor sit amet, consectetur adipiscing elit, sed do eiusmod tempor incididunt ut labore et dolore magna aliqua. Ut enim ad minim veniam, quis nostrud exercitation ullamco laboris nisi ut aliquip ex ea commodo consequat. Duis aute irure dolor in reprehenderit in voluptate velit esse cillum dolore eu fugiat nulla pariatur. Lorem ipsum dolor sit amet, consectetur adipiscing elit, sed do eiusmod tempor incididunt ut labore et dolore magna aliqua. Ut enim ad minim veniam, quis nostrud exercitation ullamco laboris nisi ut aliquip ex ea commodo consequat. Duis aute irure dolor in reprehenderit in voluptate velit esse cillum dolore eu fugiat nulla pariatur. Lorem ipsum dolor sit amet, consectetur adipiscing elit, sed do eiusmod tempor incididunt ut labore et dolore magna aliqua. Ut enim ad minim veniam, quis nostrud exercitation ullamco laboris nisi ut aliquip ex ea commodo consequat.</w:t>
+      </w:r>
+    </w:p>
+    <w:p>
+      <w:pPr>
+        <w:rPr/>
+      </w:pPr>
+      <w:r>
+        <w:rPr>
+          <w:rtl w:val="0"/>
+        </w:rPr>
+      </w:r>
+    </w:p>
+    <w:p>
+      <w:pPr>
+        <w:rPr/>
+      </w:pPr>
+      <w:r>
+        <w:rPr>
+          <w:rtl w:val="0"/>
+        </w:rPr>
+      </w:r>
+    </w:p>
+    <w:p>
+      <w:pPr>
+        <w:pStyle w:val="Heading3"/>
+        <w:rPr/>
+      </w:pPr>
+      <w:bookmarkStart w:colFirst="0" w:colLast="0" w:name="_343agirpfjq1" w:id="7"/>
+      <w:bookmarkEnd w:id="7"/>
+      <w:r>
+        <w:rPr>
+          <w:rtl w:val="0"/>
+        </w:rPr>
+      </w:r>
+    </w:p>
+    <w:p>
+      <w:pPr>
+        <w:pStyle w:val="Heading4"/>
+        <w:rPr/>
+      </w:pPr>
+      <w:bookmarkStart w:colFirst="0" w:colLast="0" w:name="_4go0jtyxtzj8" w:id="8"/>
+      <w:bookmarkEnd w:id="8"/>
+      <w:r>
+        <w:rPr>
+          <w:rtl w:val="0"/>
+        </w:rPr>
       </w:r>
     </w:p>
     <w:sectPr>
@@ -63,9 +315,8 @@
       <w:footerReference r:id="rId8" w:type="default"/>
       <w:footerReference r:id="rId9" w:type="first"/>
       <w:pgSz w:h="15840" w:w="12240" w:orient="portrait"/>
-      <w:pgMar w:bottom="1440" w:top="1440" w:left="1440" w:right="1440" w:header="720" w:footer="720"/>
+      <w:pgMar w:bottom="1080" w:top="1080" w:left="1080" w:right="1080" w:header="360" w:footer="72"/>
       <w:pgNumType w:start="1"/>
-      <w:titlePg w:val="1"/>
     </w:sectPr>
   </w:body>
 </w:document>
@@ -89,63 +340,35 @@
   </w:p>
   <w:p>
     <w:pPr>
-      <w:rPr>
-        <w:color w:val="666666"/>
-        <w:sz w:val="18"/>
-        <w:szCs w:val="18"/>
-      </w:rPr>
-    </w:pPr>
-    <w:r>
-      <w:rPr>
+      <w:jc w:val="center"/>
+      <w:rPr>
+        <w:color w:val="999999"/>
+        <w:sz w:val="20"/>
+        <w:szCs w:val="20"/>
+      </w:rPr>
+    </w:pPr>
+    <w:r>
+      <w:rPr>
+        <w:color w:val="999999"/>
+        <w:sz w:val="20"/>
+        <w:szCs w:val="20"/>
         <w:rtl w:val="0"/>
       </w:rPr>
-    </w:r>
-  </w:p>
-  <w:p>
-    <w:pPr>
-      <w:rPr>
-        <w:color w:val="666666"/>
-        <w:sz w:val="18"/>
-        <w:szCs w:val="18"/>
-      </w:rPr>
-    </w:pPr>
-    <w:r>
-      <w:rPr>
+      <w:t xml:space="preserve">Datum Technology, Inc. • 120 Broadway, 26th Floor, New York, NY 10271 • www.</w:t>
+    </w:r>
+    <w:r>
+      <w:rPr>
+        <w:color w:val="999999"/>
+        <w:sz w:val="20"/>
+        <w:szCs w:val="20"/>
         <w:rtl w:val="0"/>
       </w:rPr>
-    </w:r>
-  </w:p>
-  <w:p>
-    <w:pPr>
-      <w:rPr>
-        <w:color w:val="666666"/>
-        <w:sz w:val="18"/>
-        <w:szCs w:val="18"/>
-      </w:rPr>
-    </w:pPr>
+      <w:t xml:space="preserve">datum.net</w:t>
+    </w:r>
     <w:r>
       <w:rPr>
         <w:rtl w:val="0"/>
       </w:rPr>
-    </w:r>
-  </w:p>
-  <w:p>
-    <w:pPr>
-      <w:jc w:val="right"/>
-      <w:rPr>
-        <w:color w:val="999999"/>
-        <w:sz w:val="18"/>
-        <w:szCs w:val="18"/>
-      </w:rPr>
-    </w:pPr>
-    <w:r>
-      <w:rPr>
-        <w:color w:val="999999"/>
-        <w:sz w:val="18"/>
-        <w:szCs w:val="18"/>
-        <w:rtl w:val="0"/>
-      </w:rPr>
-      <w:t xml:space="preserve">© 2026 Datum Technology, Inc.</w:t>
     </w:r>
   </w:p>
   <w:p>
@@ -169,7 +392,7 @@
 <w:ftr xmlns:mc="http://schemas.openxmlformats.org/markup-compatibility/2006" xmlns:o="urn:schemas-microsoft-com:office:office" xmlns:r="http://schemas.openxmlformats.org/officeDocument/2006/relationships" xmlns:m="http://schemas.openxmlformats.org/officeDocument/2006/math" xmlns:v="urn:schemas-microsoft-com:vml" xmlns:wp="http://schemas.openxmlformats.org/drawingml/2006/wordprocessingDrawing" xmlns:w10="urn:schemas-microsoft-com:office:word" xmlns:w="http://schemas.openxmlformats.org/wordprocessingml/2006/main" xmlns:wne="http://schemas.microsoft.com/office/word/2006/wordml" xmlns:sl="http://schemas.openxmlformats.org/schemaLibrary/2006/main" xmlns:a="http://schemas.openxmlformats.org/drawingml/2006/main" xmlns:pic="http://schemas.openxmlformats.org/drawingml/2006/picture" xmlns:c="http://schemas.openxmlformats.org/drawingml/2006/chart" xmlns:lc="http://schemas.openxmlformats.org/drawingml/2006/lockedCanvas" xmlns:dgm="http://schemas.openxmlformats.org/drawingml/2006/diagram" xmlns:wps="http://schemas.microsoft.com/office/word/2010/wordprocessingShape" xmlns:wpg="http://schemas.microsoft.com/office/word/2010/wordprocessingGroup" xmlns:w14="http://schemas.microsoft.com/office/word/2010/wordml" xmlns:w15="http://schemas.microsoft.com/office/word/2012/wordml" xmlns:w16="http://schemas.microsoft.com/office/word/2018/wordml" xmlns:w16cex="http://schemas.microsoft.com/office/word/2018/wordml/cex" xmlns:w16cid="http://schemas.microsoft.com/office/word/2016/wordml/cid" xmlns="http://schemas.microsoft.com/office/tasks/2019/documenttasks" xmlns:cr="http://schemas.microsoft.com/office/comments/2020/reactions">
   <w:p>
     <w:pPr>
-      <w:jc w:val="right"/>
+      <w:jc w:val="left"/>
       <w:rPr>
         <w:color w:val="999999"/>
         <w:sz w:val="18"/>
@@ -199,37 +422,7 @@
   </w:p>
   <w:p>
     <w:pPr>
-      <w:jc w:val="right"/>
-      <w:rPr>
-        <w:color w:val="999999"/>
-        <w:sz w:val="18"/>
-        <w:szCs w:val="18"/>
-      </w:rPr>
-    </w:pPr>
-    <w:r>
-      <w:rPr>
-        <w:rtl w:val="0"/>
-      </w:rPr>
-    </w:r>
-  </w:p>
-  <w:p>
-    <w:pPr>
-      <w:jc w:val="right"/>
-      <w:rPr>
-        <w:color w:val="999999"/>
-        <w:sz w:val="18"/>
-        <w:szCs w:val="18"/>
-      </w:rPr>
-    </w:pPr>
-    <w:r>
-      <w:rPr>
-        <w:rtl w:val="0"/>
-      </w:rPr>
-    </w:r>
-  </w:p>
-  <w:p>
-    <w:pPr>
-      <w:jc w:val="right"/>
+      <w:jc w:val="center"/>
       <w:rPr>
         <w:color w:val="999999"/>
         <w:sz w:val="18"/>
@@ -243,7 +436,28 @@
         <w:szCs w:val="18"/>
         <w:rtl w:val="0"/>
       </w:rPr>
-      <w:t xml:space="preserve">© 2026 Datum Technology, Inc.</w:t>
+      <w:t xml:space="preserve">120 Broadway, 26th Floor • New York, NY 10271 • </w:t>
+    </w:r>
+    <w:hyperlink r:id="rId1">
+      <w:r>
+        <w:rPr>
+          <w:color w:val="1155cc"/>
+          <w:sz w:val="18"/>
+          <w:szCs w:val="18"/>
+          <w:u w:val="single"/>
+          <w:rtl w:val="0"/>
+        </w:rPr>
+        <w:t xml:space="preserve">datum.net</w:t>
+      </w:r>
+    </w:hyperlink>
+    <w:r>
+      <w:rPr>
+        <w:color w:val="999999"/>
+        <w:sz w:val="18"/>
+        <w:szCs w:val="18"/>
+        <w:rtl w:val="0"/>
+      </w:rPr>
+      <w:t xml:space="preserve"> • © 2026 Datum Technology, Inc.</w:t>
     </w:r>
   </w:p>
   <w:p>
@@ -268,9 +482,45 @@
 <w:hdr xmlns:mc="http://schemas.openxmlformats.org/markup-compatibility/2006" xmlns:o="urn:schemas-microsoft-com:office:office" xmlns:r="http://schemas.openxmlformats.org/officeDocument/2006/relationships" xmlns:m="http://schemas.openxmlformats.org/officeDocument/2006/math" xmlns:v="urn:schemas-microsoft-com:vml" xmlns:wp="http://schemas.openxmlformats.org/drawingml/2006/wordprocessingDrawing" xmlns:w10="urn:schemas-microsoft-com:office:word" xmlns:w="http://schemas.openxmlformats.org/wordprocessingml/2006/main" xmlns:wne="http://schemas.microsoft.com/office/word/2006/wordml" xmlns:sl="http://schemas.openxmlformats.org/schemaLibrary/2006/main" xmlns:a="http://schemas.openxmlformats.org/drawingml/2006/main" xmlns:pic="http://schemas.openxmlformats.org/drawingml/2006/picture" xmlns:c="http://schemas.openxmlformats.org/drawingml/2006/chart" xmlns:lc="http://schemas.openxmlformats.org/drawingml/2006/lockedCanvas" xmlns:dgm="http://schemas.openxmlformats.org/drawingml/2006/diagram" xmlns:wps="http://schemas.microsoft.com/office/word/2010/wordprocessingShape" xmlns:wpg="http://schemas.microsoft.com/office/word/2010/wordprocessingGroup" xmlns:w14="http://schemas.microsoft.com/office/word/2010/wordml" xmlns:w15="http://schemas.microsoft.com/office/word/2012/wordml" xmlns:w16="http://schemas.microsoft.com/office/word/2018/wordml" xmlns:w16cex="http://schemas.microsoft.com/office/word/2018/wordml/cex" xmlns:w16cid="http://schemas.microsoft.com/office/word/2016/wordml/cid" xmlns="http://schemas.microsoft.com/office/tasks/2019/documenttasks" xmlns:cr="http://schemas.microsoft.com/office/comments/2020/reactions">
   <w:p>
     <w:pPr>
-      <w:ind w:left="-720" w:firstLine="0"/>
+      <w:ind w:left="-90" w:firstLine="0"/>
+      <w:jc w:val="center"/>
       <w:rPr/>
     </w:pPr>
+    <w:r>
+      <w:rPr/>
+      <w:drawing>
+        <wp:inline distB="114300" distT="114300" distL="114300" distR="114300">
+          <wp:extent cx="1193050" cy="237173"/>
+          <wp:effectExtent b="0" l="0" r="0" t="0"/>
+          <wp:docPr id="1" name="image1.png"/>
+          <a:graphic>
+            <a:graphicData uri="http://schemas.openxmlformats.org/drawingml/2006/picture">
+              <pic:pic>
+                <pic:nvPicPr>
+                  <pic:cNvPr id="0" name="image1.png"/>
+                  <pic:cNvPicPr preferRelativeResize="0"/>
+                </pic:nvPicPr>
+                <pic:blipFill>
+                  <a:blip r:embed="rId1"/>
+                  <a:srcRect b="0" l="0" r="0" t="0"/>
+                  <a:stretch>
+                    <a:fillRect/>
+                  </a:stretch>
+                </pic:blipFill>
+                <pic:spPr>
+                  <a:xfrm>
+                    <a:off x="0" y="0"/>
+                    <a:ext cx="1193050" cy="237173"/>
+                  </a:xfrm>
+                  <a:prstGeom prst="rect"/>
+                  <a:ln/>
+                </pic:spPr>
+              </pic:pic>
+            </a:graphicData>
+          </a:graphic>
+        </wp:inline>
+      </w:drawing>
+    </w:r>
     <w:r>
       <w:rPr>
         <w:rtl w:val="0"/>
@@ -293,218 +543,47 @@
       </w:rPr>
     </w:r>
   </w:p>
-  <w:tbl>
-    <w:tblPr>
-      <w:tblStyle w:val="Table1"/>
-      <w:tblW w:w="9600.0" w:type="dxa"/>
-      <w:jc w:val="left"/>
-      <w:tblInd w:w="-270.0" w:type="dxa"/>
-      <w:tblBorders>
-        <w:top w:color="000000" w:space="0" w:sz="8" w:val="single"/>
-        <w:left w:color="000000" w:space="0" w:sz="8" w:val="single"/>
-        <w:bottom w:color="000000" w:space="0" w:sz="8" w:val="single"/>
-        <w:right w:color="000000" w:space="0" w:sz="8" w:val="single"/>
-        <w:insideH w:color="000000" w:space="0" w:sz="8" w:val="single"/>
-        <w:insideV w:color="000000" w:space="0" w:sz="8" w:val="single"/>
-      </w:tblBorders>
-      <w:tblLayout w:type="fixed"/>
-      <w:tblLook w:val="0600"/>
-    </w:tblPr>
-    <w:tblGrid>
-      <w:gridCol w:w="6675"/>
-      <w:gridCol w:w="2925"/>
-      <w:tblGridChange w:id="0">
-        <w:tblGrid>
-          <w:gridCol w:w="6675"/>
-          <w:gridCol w:w="2925"/>
-        </w:tblGrid>
-      </w:tblGridChange>
-    </w:tblGrid>
-    <w:tr>
-      <w:trPr>
-        <w:cantSplit w:val="0"/>
-        <w:tblHeader w:val="0"/>
-      </w:trPr>
-      <w:tc>
-        <w:tcPr>
-          <w:tcBorders>
-            <w:top w:color="000000" w:space="0" w:sz="0" w:val="nil"/>
-            <w:left w:color="000000" w:space="0" w:sz="0" w:val="nil"/>
-            <w:bottom w:color="000000" w:space="0" w:sz="0" w:val="nil"/>
-            <w:right w:color="000000" w:space="0" w:sz="0" w:val="nil"/>
-          </w:tcBorders>
-          <w:shd w:fill="auto" w:val="clear"/>
-          <w:tcMar>
-            <w:top w:w="100.0" w:type="dxa"/>
-            <w:left w:w="100.0" w:type="dxa"/>
-            <w:bottom w:w="100.0" w:type="dxa"/>
-            <w:right w:w="100.0" w:type="dxa"/>
-          </w:tcMar>
-          <w:vAlign w:val="top"/>
-        </w:tcPr>
-        <w:p>
-          <w:pPr>
-            <w:ind w:left="-90" w:firstLine="0"/>
-            <w:rPr/>
-          </w:pPr>
-          <w:r>
-            <w:rPr/>
-            <w:drawing>
-              <wp:inline distB="114300" distT="114300" distL="114300" distR="114300">
-                <wp:extent cx="985838" cy="876300"/>
-                <wp:effectExtent b="0" l="0" r="0" t="0"/>
-                <wp:docPr id="1" name="image1.png"/>
-                <a:graphic>
-                  <a:graphicData uri="http://schemas.openxmlformats.org/drawingml/2006/picture">
-                    <pic:pic>
-                      <pic:nvPicPr>
-                        <pic:cNvPr id="0" name="image1.png"/>
-                        <pic:cNvPicPr preferRelativeResize="0"/>
-                      </pic:nvPicPr>
-                      <pic:blipFill>
-                        <a:blip r:embed="rId1"/>
-                        <a:srcRect b="0" l="0" r="0" t="0"/>
-                        <a:stretch>
-                          <a:fillRect/>
-                        </a:stretch>
-                      </pic:blipFill>
-                      <pic:spPr>
-                        <a:xfrm>
-                          <a:off x="0" y="0"/>
-                          <a:ext cx="985838" cy="876300"/>
-                        </a:xfrm>
-                        <a:prstGeom prst="rect"/>
-                        <a:ln/>
-                      </pic:spPr>
-                    </pic:pic>
-                  </a:graphicData>
-                </a:graphic>
-              </wp:inline>
-            </w:drawing>
-          </w:r>
-          <w:r>
-            <w:rPr>
-              <w:rtl w:val="0"/>
-            </w:rPr>
-          </w:r>
-        </w:p>
-      </w:tc>
-      <w:tc>
-        <w:tcPr>
-          <w:tcBorders>
-            <w:top w:color="000000" w:space="0" w:sz="0" w:val="nil"/>
-            <w:left w:color="000000" w:space="0" w:sz="0" w:val="nil"/>
-            <w:bottom w:color="000000" w:space="0" w:sz="0" w:val="nil"/>
-            <w:right w:color="000000" w:space="0" w:sz="0" w:val="nil"/>
-          </w:tcBorders>
-          <w:shd w:fill="auto" w:val="clear"/>
-          <w:tcMar>
-            <w:top w:w="100.0" w:type="dxa"/>
-            <w:left w:w="100.0" w:type="dxa"/>
-            <w:bottom w:w="100.0" w:type="dxa"/>
-            <w:right w:w="100.0" w:type="dxa"/>
-          </w:tcMar>
-          <w:vAlign w:val="top"/>
-        </w:tcPr>
-        <w:p>
-          <w:pPr>
-            <w:rPr>
-              <w:color w:val="999999"/>
-              <w:sz w:val="18"/>
-              <w:szCs w:val="18"/>
-            </w:rPr>
-          </w:pPr>
-          <w:r>
-            <w:rPr>
-              <w:rtl w:val="0"/>
-            </w:rPr>
-          </w:r>
-        </w:p>
-        <w:p>
-          <w:pPr>
-            <w:rPr>
-              <w:color w:val="999999"/>
-              <w:sz w:val="18"/>
-              <w:szCs w:val="18"/>
-            </w:rPr>
-          </w:pPr>
-          <w:r>
-            <w:rPr>
-              <w:color w:val="999999"/>
-              <w:sz w:val="18"/>
-              <w:szCs w:val="18"/>
-              <w:rtl w:val="0"/>
-            </w:rPr>
-            <w:t xml:space="preserve">120 Broadway, 26th Floor</w:t>
-          </w:r>
-        </w:p>
-        <w:p>
-          <w:pPr>
-            <w:rPr>
-              <w:color w:val="999999"/>
-              <w:sz w:val="18"/>
-              <w:szCs w:val="18"/>
-            </w:rPr>
-          </w:pPr>
-          <w:r>
-            <w:rPr>
-              <w:color w:val="999999"/>
-              <w:sz w:val="18"/>
-              <w:szCs w:val="18"/>
-              <w:rtl w:val="0"/>
-            </w:rPr>
-            <w:t xml:space="preserve">New York, NY 10271</w:t>
-          </w:r>
-        </w:p>
-        <w:p>
-          <w:pPr>
-            <w:rPr/>
-          </w:pPr>
-          <w:r>
-            <w:rPr>
-              <w:color w:val="999999"/>
-              <w:sz w:val="18"/>
-              <w:szCs w:val="18"/>
-              <w:rtl w:val="0"/>
-            </w:rPr>
-            <w:t xml:space="preserve">https://www.datum.net</w:t>
-          </w:r>
-          <w:r>
-            <w:rPr>
-              <w:rtl w:val="0"/>
-            </w:rPr>
-          </w:r>
-        </w:p>
-      </w:tc>
-    </w:tr>
-  </w:tbl>
   <w:p>
     <w:pPr>
-      <w:ind w:left="-270" w:firstLine="0"/>
+      <w:ind w:left="-90" w:firstLine="0"/>
+      <w:jc w:val="right"/>
       <w:rPr/>
     </w:pPr>
     <w:r>
-      <w:rPr>
-        <w:rtl w:val="0"/>
-      </w:rPr>
-    </w:r>
-  </w:p>
-  <w:p>
-    <w:pPr>
-      <w:ind w:left="-270" w:firstLine="0"/>
       <w:rPr/>
-    </w:pPr>
-    <w:r>
-      <w:rPr>
-        <w:rtl w:val="0"/>
-      </w:rPr>
-    </w:r>
-  </w:p>
-  <w:p>
-    <w:pPr>
-      <w:ind w:left="-270" w:firstLine="0"/>
-      <w:rPr/>
-    </w:pPr>
+      <w:drawing>
+        <wp:inline distB="114300" distT="114300" distL="114300" distR="114300">
+          <wp:extent cx="832104" cy="739648"/>
+          <wp:effectExtent b="0" l="0" r="0" t="0"/>
+          <wp:docPr id="2" name="image2.png"/>
+          <a:graphic>
+            <a:graphicData uri="http://schemas.openxmlformats.org/drawingml/2006/picture">
+              <pic:pic>
+                <pic:nvPicPr>
+                  <pic:cNvPr id="0" name="image2.png"/>
+                  <pic:cNvPicPr preferRelativeResize="0"/>
+                </pic:nvPicPr>
+                <pic:blipFill>
+                  <a:blip r:embed="rId1"/>
+                  <a:srcRect b="0" l="0" r="0" t="0"/>
+                  <a:stretch>
+                    <a:fillRect/>
+                  </a:stretch>
+                </pic:blipFill>
+                <pic:spPr>
+                  <a:xfrm>
+                    <a:off x="0" y="0"/>
+                    <a:ext cx="832104" cy="739648"/>
+                  </a:xfrm>
+                  <a:prstGeom prst="rect"/>
+                  <a:ln/>
+                </pic:spPr>
+              </pic:pic>
+            </a:graphicData>
+          </a:graphic>
+        </wp:inline>
+      </w:drawing>
+    </w:r>
     <w:r>
       <w:rPr>
         <w:rtl w:val="0"/>
@@ -626,8 +705,121 @@
       </w:rPr>
     </w:lvl>
   </w:abstractNum>
+  <w:abstractNum w:abstractNumId="2">
+    <w:lvl w:ilvl="0">
+      <w:start w:val="1"/>
+      <w:numFmt w:val="bullet"/>
+      <w:lvlText w:val="●"/>
+      <w:lvlJc w:val="left"/>
+      <w:pPr>
+        <w:ind w:left="720" w:hanging="360"/>
+      </w:pPr>
+      <w:rPr>
+        <w:u w:val="none"/>
+      </w:rPr>
+    </w:lvl>
+    <w:lvl w:ilvl="1">
+      <w:start w:val="1"/>
+      <w:numFmt w:val="bullet"/>
+      <w:lvlText w:val="○"/>
+      <w:lvlJc w:val="left"/>
+      <w:pPr>
+        <w:ind w:left="1440" w:hanging="360"/>
+      </w:pPr>
+      <w:rPr>
+        <w:u w:val="none"/>
+      </w:rPr>
+    </w:lvl>
+    <w:lvl w:ilvl="2">
+      <w:start w:val="1"/>
+      <w:numFmt w:val="bullet"/>
+      <w:lvlText w:val="■"/>
+      <w:lvlJc w:val="left"/>
+      <w:pPr>
+        <w:ind w:left="2160" w:hanging="360"/>
+      </w:pPr>
+      <w:rPr>
+        <w:u w:val="none"/>
+      </w:rPr>
+    </w:lvl>
+    <w:lvl w:ilvl="3">
+      <w:start w:val="1"/>
+      <w:numFmt w:val="bullet"/>
+      <w:lvlText w:val="●"/>
+      <w:lvlJc w:val="left"/>
+      <w:pPr>
+        <w:ind w:left="2880" w:hanging="360"/>
+      </w:pPr>
+      <w:rPr>
+        <w:u w:val="none"/>
+      </w:rPr>
+    </w:lvl>
+    <w:lvl w:ilvl="4">
+      <w:start w:val="1"/>
+      <w:numFmt w:val="bullet"/>
+      <w:lvlText w:val="○"/>
+      <w:lvlJc w:val="left"/>
+      <w:pPr>
+        <w:ind w:left="3600" w:hanging="360"/>
+      </w:pPr>
+      <w:rPr>
+        <w:u w:val="none"/>
+      </w:rPr>
+    </w:lvl>
+    <w:lvl w:ilvl="5">
+      <w:start w:val="1"/>
+      <w:numFmt w:val="bullet"/>
+      <w:lvlText w:val="■"/>
+      <w:lvlJc w:val="left"/>
+      <w:pPr>
+        <w:ind w:left="4320" w:hanging="360"/>
+      </w:pPr>
+      <w:rPr>
+        <w:u w:val="none"/>
+      </w:rPr>
+    </w:lvl>
+    <w:lvl w:ilvl="6">
+      <w:start w:val="1"/>
+      <w:numFmt w:val="bullet"/>
+      <w:lvlText w:val="●"/>
+      <w:lvlJc w:val="left"/>
+      <w:pPr>
+        <w:ind w:left="5040" w:hanging="360"/>
+      </w:pPr>
+      <w:rPr>
+        <w:u w:val="none"/>
+      </w:rPr>
+    </w:lvl>
+    <w:lvl w:ilvl="7">
+      <w:start w:val="1"/>
+      <w:numFmt w:val="bullet"/>
+      <w:lvlText w:val="○"/>
+      <w:lvlJc w:val="left"/>
+      <w:pPr>
+        <w:ind w:left="5760" w:hanging="360"/>
+      </w:pPr>
+      <w:rPr>
+        <w:u w:val="none"/>
+      </w:rPr>
+    </w:lvl>
+    <w:lvl w:ilvl="8">
+      <w:start w:val="1"/>
+      <w:numFmt w:val="bullet"/>
+      <w:lvlText w:val="■"/>
+      <w:lvlJc w:val="left"/>
+      <w:pPr>
+        <w:ind w:left="6480" w:hanging="360"/>
+      </w:pPr>
+      <w:rPr>
+        <w:u w:val="none"/>
+      </w:rPr>
+    </w:lvl>
+  </w:abstractNum>
   <w:num w:numId="1">
     <w:abstractNumId w:val="1"/>
+  </w:num>
+  <w:num w:numId="2">
+    <w:abstractNumId w:val="2"/>
   </w:num>
 </w:numbering>
 </file>
@@ -637,15 +829,15 @@
   <w:docDefaults>
     <w:rPrDefault>
       <w:rPr>
-        <w:rFonts w:ascii="Arial" w:cs="Arial" w:eastAsia="Arial" w:hAnsi="Arial"/>
-        <w:sz w:val="22"/>
-        <w:szCs w:val="22"/>
+        <w:rFonts w:ascii="Inter Light" w:cs="Inter Light" w:eastAsia="Inter Light" w:hAnsi="Inter Light"/>
+        <w:highlight w:val="white"/>
         <w:lang w:val="en"/>
       </w:rPr>
     </w:rPrDefault>
     <w:pPrDefault>
       <w:pPr>
         <w:spacing w:line="276" w:lineRule="auto"/>
+        <w:ind w:left="720" w:hanging="360"/>
       </w:pPr>
     </w:pPrDefault>
   </w:docDefaults>
@@ -685,12 +877,10 @@
     <w:pPr>
       <w:keepNext w:val="1"/>
       <w:keepLines w:val="1"/>
-      <w:pageBreakBefore w:val="0"/>
       <w:spacing w:after="120" w:before="360" w:lineRule="auto"/>
     </w:pPr>
     <w:rPr>
-      <w:b w:val="0"/>
-      <w:bCs w:val="0"/>
+      <w:rFonts w:ascii="Inter" w:cs="Inter" w:eastAsia="Inter" w:hAnsi="Inter"/>
       <w:sz w:val="32"/>
       <w:szCs w:val="32"/>
     </w:rPr>
@@ -702,12 +892,9 @@
     <w:pPr>
       <w:keepNext w:val="1"/>
       <w:keepLines w:val="1"/>
-      <w:pageBreakBefore w:val="0"/>
       <w:spacing w:after="80" w:before="320" w:lineRule="auto"/>
     </w:pPr>
     <w:rPr>
-      <w:b w:val="0"/>
-      <w:bCs w:val="0"/>
       <w:color w:val="434343"/>
       <w:sz w:val="28"/>
       <w:szCs w:val="28"/>
@@ -770,12 +957,13 @@
     <w:pPr>
       <w:keepNext w:val="1"/>
       <w:keepLines w:val="1"/>
-      <w:pageBreakBefore w:val="0"/>
-      <w:spacing w:after="60" w:before="0" w:lineRule="auto"/>
+      <w:spacing w:after="60" w:lineRule="auto"/>
+      <w:jc w:val="center"/>
     </w:pPr>
     <w:rPr>
-      <w:sz w:val="52"/>
-      <w:szCs w:val="52"/>
+      <w:rFonts w:ascii="Inter" w:cs="Inter" w:eastAsia="Inter" w:hAnsi="Inter"/>
+      <w:sz w:val="40"/>
+      <w:szCs w:val="40"/>
     </w:rPr>
   </w:style>
   <w:style w:type="paragraph" w:styleId="Subtitle">
@@ -785,24 +973,14 @@
     <w:pPr>
       <w:keepNext w:val="1"/>
       <w:keepLines w:val="1"/>
-      <w:pageBreakBefore w:val="0"/>
-      <w:spacing w:after="320" w:before="0" w:lineRule="auto"/>
+      <w:spacing w:after="320" w:lineRule="auto"/>
+      <w:jc w:val="center"/>
     </w:pPr>
     <w:rPr>
-      <w:rFonts w:ascii="Arial" w:cs="Arial" w:eastAsia="Arial" w:hAnsi="Arial"/>
-      <w:i w:val="0"/>
-      <w:iCs w:val="0"/>
       <w:color w:val="666666"/>
-      <w:sz w:val="30"/>
-      <w:szCs w:val="30"/>
+      <w:sz w:val="28"/>
+      <w:szCs w:val="28"/>
     </w:rPr>
-  </w:style>
-  <w:style w:type="table" w:styleId="Table1">
-    <w:basedOn w:val="TableNormal"/>
-    <w:tblPr>
-      <w:tblStyleRowBandSize w:val="1"/>
-      <w:tblStyleColBandSize w:val="1"/>
-    </w:tblPr>
   </w:style>
 </w:styles>
 </file>
